--- a/docs/capella/Capella_article.docx
+++ b/docs/capella/Capella_article.docx
@@ -2309,7 +2309,7 @@
         <w:pStyle w:val="BodyText"/>
       </w:pPr>
       <w:r>
-        <w:t xml:space="preserve">The software is at github.com/jrrk2/OriginMonitor. The README has a longer account of both nights and a full list of the errors made, mine and the assistant’s. Observations and code are free to use. If you have an Origin and a spare network port, I would be glad to compare notes at a meeting.</w:t>
+        <w:t xml:space="preserve">The software is at github.com/jrrk2/OriginMonitor. The README has a longer account of both nights and a full list of the errors made, mine and the assistant’s. The code is released under the GNU General Public Licence (version 3 or later), the same licence as Gene Hunter’s Origin Live View, from which some of the telescope-control functions were taken. If you have an Origin and a spare network port, I would be glad to compare notes at a meeting.</w:t>
       </w:r>
     </w:p>
     <w:p>

--- a/docs/capella/Capella_article.docx
+++ b/docs/capella/Capella_article.docx
@@ -2309,7 +2309,7 @@
         <w:pStyle w:val="BodyText"/>
       </w:pPr>
       <w:r>
-        <w:t xml:space="preserve">The software is at github.com/jrrk2/OriginMonitor. The README has a longer account of both nights and a full list of the errors made, mine and the assistant’s. The code is released under the GNU General Public Licence (version 3 or later), the same licence as Gene Hunter’s Origin Live View, from which some of the telescope-control functions were taken. If you have an Origin and a spare network port, I would be glad to compare notes at a meeting.</w:t>
+        <w:t xml:space="preserve">The software is at github.com/jrrk2/OriginMonitor. The README has a longer account of both nights and a full list of the errors made, mine and the assistant’s. The code is released under the GNU General Public Licence (version 3 or later), the same licence as Gene Hunter’s Origin Live View, from which the focuser commands were taken. If you have an Origin and a spare network port, I would be glad to compare notes at a meeting.</w:t>
       </w:r>
     </w:p>
     <w:p>

--- a/docs/capella/Capella_article.docx
+++ b/docs/capella/Capella_article.docx
@@ -2309,7 +2309,7 @@
         <w:pStyle w:val="BodyText"/>
       </w:pPr>
       <w:r>
-        <w:t xml:space="preserve">The software is at github.com/jrrk2/OriginMonitor. The README has a longer account of both nights and a full list of the errors made, mine and the assistant’s. The code is released under the GNU General Public Licence (version 3 or later), the same licence as Gene Hunter’s Origin Live View, from which the focuser commands were taken. If you have an Origin and a spare network port, I would be glad to compare notes at a meeting.</w:t>
+        <w:t xml:space="preserve">The software is at github.com/jrrk2/OriginMonitor. The README has a longer account of both nights and a full list of the errors made, mine and the assistant’s. The code is released under the GNU General Public Licence (version 3 or later), the same licence as Gene Hunter’s Origin Live View, from which the focuser commands were taken. Nothing in the approach precludes other smart telescopes: the frame analysis, stacking, planning and supervision work on frames and sky positions, so a telescope such as OpenStellina, which I also wrote with help from friends, could use the same layers behind its own control interface. If you have an Origin and a spare network port, I would be glad to compare notes at a meeting.</w:t>
       </w:r>
     </w:p>
     <w:p>

--- a/docs/capella/Capella_article.docx
+++ b/docs/capella/Capella_article.docx
@@ -245,7 +245,7 @@
       <w:r>
         <w:drawing>
           <wp:inline>
-            <wp:extent cx="5334000" cy="2489200"/>
+            <wp:extent cx="5334000" cy="6543040"/>
             <wp:effectExtent b="0" l="0" r="0" t="0"/>
             <wp:docPr descr="Everything the telescope stacked on the two nights, as the live stacker produced it: background extraction, colour neutralisation and a hyperbolic stretch, nothing else. Each frame is 75 × 50 arcminutes." title="" id="21" name="Picture"/>
             <a:graphic>
@@ -266,7 +266,7 @@
                   <pic:spPr bwMode="auto">
                     <a:xfrm>
                       <a:off x="0" y="0"/>
-                      <a:ext cx="5334000" cy="2489200"/>
+                      <a:ext cx="5334000" cy="6543040"/>
                     </a:xfrm>
                     <a:prstGeom prst="rect">
                       <a:avLst/>
@@ -825,7 +825,7 @@
       <w:r>
         <w:drawing>
           <wp:inline>
-            <wp:extent cx="5334000" cy="5867400"/>
+            <wp:extent cx="5334000" cy="7041790"/>
             <wp:effectExtent b="0" l="0" r="0" t="0"/>
             <wp:docPr descr="Sky level and verdict for every frame, with the target imaged underneath. Night one (top): a flat clear sky from 23:15. Night two (bottom): the sky level wanders between 500 and 5,000 ADU per second as cloud passes, the supervisor changes target when the sky turns bad, and the last 80 minutes (04:00-05:25) are clean. Times BST." title="" id="30" name="Picture"/>
             <a:graphic>
@@ -846,7 +846,7 @@
                   <pic:spPr bwMode="auto">
                     <a:xfrm>
                       <a:off x="0" y="0"/>
-                      <a:ext cx="5334000" cy="5867400"/>
+                      <a:ext cx="5334000" cy="7041790"/>
                     </a:xfrm>
                     <a:prstGeom prst="rect">
                       <a:avLst/>
@@ -942,7 +942,7 @@
       <w:r>
         <w:drawing>
           <wp:inline>
-            <wp:extent cx="5334000" cy="1920240"/>
+            <wp:extent cx="5334000" cy="2459743"/>
             <wp:effectExtent b="0" l="0" r="0" t="0"/>
             <wp:docPr descr="Left: what the analyser made of each frame on the two nights. Right: how much exposure ended up in a stack." title="" id="33" name="Picture"/>
             <a:graphic>
@@ -963,7 +963,7 @@
                   <pic:spPr bwMode="auto">
                     <a:xfrm>
                       <a:off x="0" y="0"/>
-                      <a:ext cx="5334000" cy="1920240"/>
+                      <a:ext cx="5334000" cy="2459743"/>
                     </a:xfrm>
                     <a:prstGeom prst="rect">
                       <a:avLst/>
@@ -1168,7 +1168,7 @@
       <w:r>
         <w:drawing>
           <wp:inline>
-            <wp:extent cx="5334000" cy="2590800"/>
+            <wp:extent cx="5199888" cy="2523744"/>
             <wp:effectExtent b="0" l="0" r="0" t="0"/>
             <wp:docPr descr="Sky level for every frame, by verdict. The two clear-sky peaks are ISO 200 (left) and ISO 800 (right); cloud and haze are the tail towards higher levels." title="" id="39" name="Picture"/>
             <a:graphic>
@@ -1189,7 +1189,7 @@
                   <pic:spPr bwMode="auto">
                     <a:xfrm>
                       <a:off x="0" y="0"/>
-                      <a:ext cx="5334000" cy="2590800"/>
+                      <a:ext cx="5199888" cy="2523744"/>
                     </a:xfrm>
                     <a:prstGeom prst="rect">
                       <a:avLst/>
@@ -1489,7 +1489,7 @@
       <w:r>
         <w:drawing>
           <wp:inline>
-            <wp:extent cx="5334000" cy="1920240"/>
+            <wp:extent cx="5334000" cy="2459743"/>
             <wp:effectExtent b="0" l="0" r="0" t="0"/>
             <wp:docPr descr="Night two: the forecast quality for each hour (yellow) against the fraction of that hour in which the telescope took usable frames (dark). The right-hand panel ranks the seven models by mean absolute error over those ten hours. One night only." title="" id="47" name="Picture"/>
             <a:graphic>
@@ -1510,7 +1510,7 @@
                   <pic:spPr bwMode="auto">
                     <a:xfrm>
                       <a:off x="0" y="0"/>
-                      <a:ext cx="5334000" cy="1920240"/>
+                      <a:ext cx="5334000" cy="2459743"/>
                     </a:xfrm>
                     <a:prstGeom prst="rect">
                       <a:avLst/>
